--- a/forsemir-yuangu/03_合作协议/元谷项目联合运营合资公司合作协议(草案).docx
+++ b/forsemir-yuangu/03_合作协议/元谷项目联合运营合资公司合作协议(草案).docx
@@ -701,7 +701,7 @@
           <w:b w:val="0"/>
           <w:sz w:val="22"/>
         </w:rPr>
-        <w:t>4.2　月费金额:人民币 ____ 万元/月(建议区间 30-50 万元/月,正式签署前以三方书面确认为准)。详见附件二《合作收益测算模型》。</w:t>
+        <w:t>4.2　月费金额:人民币 ____ 万元/月(v1.1 建议区间 20-35 万元/月,推荐 28 万元/月; 区间已基于大零号湾 / 紫竹高新区主流办公&amp;研发租金 1.8-2.5 元/㎡/天进行成本反算,正式签署前以三方书面确认为准)。详见附件二《合作收益测算模型》Sheet 03。</w:t>
       </w:r>
     </w:p>
     <w:p>
@@ -1121,7 +1121,7 @@
           <w:color w:val="142C5E"/>
           <w:sz w:val="26"/>
         </w:rPr>
-        <w:t>第八条　三方资源投入与承诺</w:t>
+        <w:t>第八条　科技企业服务中心 (对外增值服务收入)</w:t>
       </w:r>
     </w:p>
     <w:p>
@@ -1135,7 +1135,231 @@
           <w:b w:val="0"/>
           <w:sz w:val="22"/>
         </w:rPr>
-        <w:t>8.1　甲方承诺:</w:t>
+        <w:t>8.1　合资公司在元谷项目内 (建议位于 4# 楼或 5# 楼 5F+ 潮玩产业集群) 设立"元谷科技企业服务中心",为元谷项目入驻企业及大零号湾区域内潜在企业提供增值服务,该业务收入完全归属合资公司所有,不向甲方另行收取费用。</w:t>
+      </w:r>
+    </w:p>
+    <w:p>
+      <w:pPr>
+        <w:spacing w:after="40"/>
+        <w:ind w:left="400"/>
+      </w:pPr>
+      <w:r>
+        <w:rPr>
+          <w:rFonts w:ascii="微软雅黑" w:hAnsi="微软雅黑" w:eastAsia="微软雅黑"/>
+          <w:b w:val="0"/>
+          <w:sz w:val="22"/>
+        </w:rPr>
+        <w:t>8.2　服务中心服务范围至少包括(详见附件五《科技企业服务中心服务清单》):</w:t>
+      </w:r>
+    </w:p>
+    <w:p>
+      <w:pPr>
+        <w:spacing w:after="40"/>
+        <w:ind w:left="400"/>
+      </w:pPr>
+      <w:r>
+        <w:rPr>
+          <w:rFonts w:ascii="微软雅黑" w:hAnsi="微软雅黑" w:eastAsia="微软雅黑"/>
+          <w:b w:val="0"/>
+          <w:sz w:val="22"/>
+        </w:rPr>
+        <w:t xml:space="preserve">      (a)　注册落户、政策红利申报代办;</w:t>
+      </w:r>
+    </w:p>
+    <w:p>
+      <w:pPr>
+        <w:spacing w:after="40"/>
+        <w:ind w:left="400"/>
+      </w:pPr>
+      <w:r>
+        <w:rPr>
+          <w:rFonts w:ascii="微软雅黑" w:hAnsi="微软雅黑" w:eastAsia="微软雅黑"/>
+          <w:b w:val="0"/>
+          <w:sz w:val="22"/>
+        </w:rPr>
+        <w:t xml:space="preserve">      (b)　财税、法律顾问及税筹;</w:t>
+      </w:r>
+    </w:p>
+    <w:p>
+      <w:pPr>
+        <w:spacing w:after="40"/>
+        <w:ind w:left="400"/>
+      </w:pPr>
+      <w:r>
+        <w:rPr>
+          <w:rFonts w:ascii="微软雅黑" w:hAnsi="微软雅黑" w:eastAsia="微软雅黑"/>
+          <w:b w:val="0"/>
+          <w:sz w:val="22"/>
+        </w:rPr>
+        <w:t xml:space="preserve">      (c)　知识产权 (商标 / 专利 / 潮玩 IP 维权);</w:t>
+      </w:r>
+    </w:p>
+    <w:p>
+      <w:pPr>
+        <w:spacing w:after="40"/>
+        <w:ind w:left="400"/>
+      </w:pPr>
+      <w:r>
+        <w:rPr>
+          <w:rFonts w:ascii="微软雅黑" w:hAnsi="微软雅黑" w:eastAsia="微软雅黑"/>
+          <w:b w:val="0"/>
+          <w:sz w:val="22"/>
+        </w:rPr>
+        <w:t xml:space="preserve">      (d)　政府补贴申报 (高新技术、专精特新、上海创新券、文创基金等);</w:t>
+      </w:r>
+    </w:p>
+    <w:p>
+      <w:pPr>
+        <w:spacing w:after="40"/>
+        <w:ind w:left="400"/>
+      </w:pPr>
+      <w:r>
+        <w:rPr>
+          <w:rFonts w:ascii="微软雅黑" w:hAnsi="微软雅黑" w:eastAsia="微软雅黑"/>
+          <w:b w:val="0"/>
+          <w:sz w:val="22"/>
+        </w:rPr>
+        <w:t xml:space="preserve">      (e)　人才与签证 (居住证积分、落户、外籍工作签证);</w:t>
+      </w:r>
+    </w:p>
+    <w:p>
+      <w:pPr>
+        <w:spacing w:after="40"/>
+        <w:ind w:left="400"/>
+      </w:pPr>
+      <w:r>
+        <w:rPr>
+          <w:rFonts w:ascii="微软雅黑" w:hAnsi="微软雅黑" w:eastAsia="微软雅黑"/>
+          <w:b w:val="0"/>
+          <w:sz w:val="22"/>
+        </w:rPr>
+        <w:t xml:space="preserve">      (f)　投融资 (路演对接、FA、并购);</w:t>
+      </w:r>
+    </w:p>
+    <w:p>
+      <w:pPr>
+        <w:spacing w:after="40"/>
+        <w:ind w:left="400"/>
+      </w:pPr>
+      <w:r>
+        <w:rPr>
+          <w:rFonts w:ascii="微软雅黑" w:hAnsi="微软雅黑" w:eastAsia="微软雅黑"/>
+          <w:b w:val="0"/>
+          <w:sz w:val="22"/>
+        </w:rPr>
+        <w:t xml:space="preserve">      (g)　品牌与公关 (含潮玩出海推广);</w:t>
+      </w:r>
+    </w:p>
+    <w:p>
+      <w:pPr>
+        <w:spacing w:after="40"/>
+        <w:ind w:left="400"/>
+      </w:pPr>
+      <w:r>
+        <w:rPr>
+          <w:rFonts w:ascii="微软雅黑" w:hAnsi="微软雅黑" w:eastAsia="微软雅黑"/>
+          <w:b w:val="0"/>
+          <w:sz w:val="22"/>
+        </w:rPr>
+        <w:t xml:space="preserve">      (h)　数字化工具 (SaaS、AI 设计工作站, 与 AI 腾讯 / 共享设计中心联动);</w:t>
+      </w:r>
+    </w:p>
+    <w:p>
+      <w:pPr>
+        <w:spacing w:after="40"/>
+        <w:ind w:left="400"/>
+      </w:pPr>
+      <w:r>
+        <w:rPr>
+          <w:rFonts w:ascii="微软雅黑" w:hAnsi="微软雅黑" w:eastAsia="微软雅黑"/>
+          <w:b w:val="0"/>
+          <w:sz w:val="22"/>
+        </w:rPr>
+        <w:t xml:space="preserve">      (i)　培训与认证 (潮玩产业认证、出海实操营)。</w:t>
+      </w:r>
+    </w:p>
+    <w:p>
+      <w:pPr>
+        <w:spacing w:after="40"/>
+        <w:ind w:left="400"/>
+      </w:pPr>
+      <w:r>
+        <w:rPr>
+          <w:rFonts w:ascii="微软雅黑" w:hAnsi="微软雅黑" w:eastAsia="微软雅黑"/>
+          <w:b w:val="0"/>
+          <w:sz w:val="22"/>
+        </w:rPr>
+        <w:t>8.3　收费模式:服务中心针对不同服务采用一次性、月费、项目制或提成等多种收费方式;政府补贴申报类服务可按补贴金额的 8-15% 提成,具体收费标准由 CSO 提报董事会备案后实施。</w:t>
+      </w:r>
+    </w:p>
+    <w:p>
+      <w:pPr>
+        <w:spacing w:after="40"/>
+        <w:ind w:left="400"/>
+      </w:pPr>
+      <w:r>
+        <w:rPr>
+          <w:rFonts w:ascii="微软雅黑" w:hAnsi="微软雅黑" w:eastAsia="微软雅黑"/>
+          <w:b w:val="0"/>
+          <w:sz w:val="22"/>
+        </w:rPr>
+        <w:t>8.4　排他性:本协议存续期间, 甲方在元谷项目内不得另行设立或委托第三方提供与服务中心实质性竞争的服务,亦不得将本应通过服务中心提供的产业服务直接对接其他乙方机构。</w:t>
+      </w:r>
+    </w:p>
+    <w:p>
+      <w:pPr>
+        <w:spacing w:after="40"/>
+        <w:ind w:left="400"/>
+      </w:pPr>
+      <w:r>
+        <w:rPr>
+          <w:rFonts w:ascii="微软雅黑" w:hAnsi="微软雅黑" w:eastAsia="微软雅黑"/>
+          <w:b w:val="0"/>
+          <w:sz w:val="22"/>
+        </w:rPr>
+        <w:t>8.5　收入归属:服务中心营收完全归合资公司,在合资公司净利润口径中按本协议第九条进行股权分红。三方一致同意:服务中心营收不计入向甲方收取的月费、招商佣金、奖项激励或活动收入科目,亦不影响上述科目的计算与结算。</w:t>
+      </w:r>
+    </w:p>
+    <w:p>
+      <w:pPr>
+        <w:spacing w:after="40"/>
+        <w:ind w:left="400"/>
+      </w:pPr>
+      <w:r>
+        <w:rPr>
+          <w:rFonts w:ascii="微软雅黑" w:hAnsi="微软雅黑" w:eastAsia="微软雅黑"/>
+          <w:b w:val="0"/>
+          <w:sz w:val="22"/>
+        </w:rPr>
+        <w:t>8.6　量化承诺:丙方保证服务中心首年营收不低于人民币 150 万元,第二年不低于 300 万元,第三年不低于 600 万元;未达标的,丙方应于年度审计后 60 日内向合资公司补足差额的 30%(对应丙方持股部分)。</w:t>
+      </w:r>
+    </w:p>
+    <w:p>
+      <w:pPr>
+        <w:spacing w:before="200" w:after="40"/>
+      </w:pPr>
+      <w:r>
+        <w:rPr>
+          <w:rFonts w:ascii="微软雅黑" w:hAnsi="微软雅黑" w:eastAsia="微软雅黑"/>
+          <w:b/>
+          <w:color w:val="142C5E"/>
+          <w:sz w:val="26"/>
+        </w:rPr>
+        <w:t>第九条　三方资源投入与承诺</w:t>
+      </w:r>
+    </w:p>
+    <w:p>
+      <w:pPr>
+        <w:spacing w:after="40"/>
+        <w:ind w:left="400"/>
+      </w:pPr>
+      <w:r>
+        <w:rPr>
+          <w:rFonts w:ascii="微软雅黑" w:hAnsi="微软雅黑" w:eastAsia="微软雅黑"/>
+          <w:b w:val="0"/>
+          <w:sz w:val="22"/>
+        </w:rPr>
+        <w:t>9.1　甲方承诺:</w:t>
       </w:r>
     </w:p>
     <w:p>
@@ -1191,7 +1415,7 @@
           <w:b w:val="0"/>
           <w:sz w:val="22"/>
         </w:rPr>
-        <w:t>8.2　乙方承诺:</w:t>
+        <w:t>9.2　乙方承诺:</w:t>
       </w:r>
     </w:p>
     <w:p>
@@ -1233,7 +1457,7 @@
           <w:b w:val="0"/>
           <w:sz w:val="22"/>
         </w:rPr>
-        <w:t>8.3　丙方承诺(量化承诺,列入考核):</w:t>
+        <w:t>9.3　丙方承诺(量化承诺,列入考核):</w:t>
       </w:r>
     </w:p>
     <w:p>
@@ -1303,7 +1527,21 @@
           <w:b w:val="0"/>
           <w:sz w:val="22"/>
         </w:rPr>
-        <w:t xml:space="preserve">      (e)　12 个月内举办不少于 10 场"科技开放麦"。</w:t>
+        <w:t xml:space="preserve">      (e)　12 个月内举办不少于 10 场"科技开放麦";</w:t>
+      </w:r>
+    </w:p>
+    <w:p>
+      <w:pPr>
+        <w:spacing w:after="40"/>
+        <w:ind w:left="400"/>
+      </w:pPr>
+      <w:r>
+        <w:rPr>
+          <w:rFonts w:ascii="微软雅黑" w:hAnsi="微软雅黑" w:eastAsia="微软雅黑"/>
+          <w:b w:val="0"/>
+          <w:sz w:val="22"/>
+        </w:rPr>
+        <w:t xml:space="preserve">      (f)　科技企业服务中心首年营收不低于 150 万元(详见第八条 8.6)。</w:t>
       </w:r>
     </w:p>
     <w:p>
@@ -1317,7 +1555,7 @@
           <w:color w:val="142C5E"/>
           <w:sz w:val="26"/>
         </w:rPr>
-        <w:t>第九条　利润分配与亏损分担</w:t>
+        <w:t>第十条　利润分配与亏损分担</w:t>
       </w:r>
     </w:p>
     <w:p>
@@ -1331,7 +1569,7 @@
           <w:b w:val="0"/>
           <w:sz w:val="22"/>
         </w:rPr>
-        <w:t>9.1　合资公司的可分配利润("分红")按三方实际持股比例分配。</w:t>
+        <w:t>10.1　合资公司的可分配利润("分红")按三方实际持股比例分配。</w:t>
       </w:r>
     </w:p>
     <w:p>
@@ -1345,7 +1583,7 @@
           <w:b w:val="0"/>
           <w:sz w:val="22"/>
         </w:rPr>
-        <w:t>9.2　三方一致同意:在合资公司成立后的前 24 个月内,原则上将不少于 60% 的可分配利润留存于合资公司用于业务发展。</w:t>
+        <w:t>10.2　三方一致同意:在合资公司成立后的前 24 个月内,原则上将不少于 60% 的可分配利润留存于合资公司用于业务发展。</w:t>
       </w:r>
     </w:p>
     <w:p>
@@ -1359,7 +1597,7 @@
           <w:b w:val="0"/>
           <w:sz w:val="22"/>
         </w:rPr>
-        <w:t>9.3　亏损按持股比例分担,但任何一方的责任不超过其实缴出资额。</w:t>
+        <w:t>10.3　亏损按持股比例分担,但任何一方的责任不超过其实缴出资额。</w:t>
       </w:r>
     </w:p>
     <w:p>
@@ -1373,7 +1611,7 @@
           <w:color w:val="142C5E"/>
           <w:sz w:val="26"/>
         </w:rPr>
-        <w:t>第十条　团队招聘与人员管理</w:t>
+        <w:t>第十一条　团队招聘与人员管理</w:t>
       </w:r>
     </w:p>
     <w:p>
@@ -1387,7 +1625,7 @@
           <w:b w:val="0"/>
           <w:sz w:val="22"/>
         </w:rPr>
-        <w:t>10.1　合资公司核心团队由 CSO 主导招聘,包括但不限于:产业招商经理、国际合作 &amp; 活动策划、基金投后 &amp; 政府关系,及行政/财务岗位。岗位说明详见附件三《核心团队 JD 与薪酬》。</w:t>
+        <w:t>11.1　合资公司核心团队由 CSO 主导招聘,包括但不限于:产业招商经理、国际合作 &amp; 活动策划、基金投后 &amp; 政府关系,及行政/财务岗位。岗位说明详见附件三《核心团队 JD 与薪酬》。</w:t>
       </w:r>
     </w:p>
     <w:p>
@@ -1401,7 +1639,7 @@
           <w:b w:val="0"/>
           <w:sz w:val="22"/>
         </w:rPr>
-        <w:t>10.2　核心员工的薪酬由合资公司负担,并由 CSO 报董事会备案。</w:t>
+        <w:t>11.2　核心员工的薪酬由合资公司负担,并由 CSO 报董事会备案。</w:t>
       </w:r>
     </w:p>
     <w:p>
@@ -1415,7 +1653,7 @@
           <w:b w:val="0"/>
           <w:sz w:val="22"/>
         </w:rPr>
-        <w:t>10.3　合资公司可设立 5% 的员工持股计划(ESOP),由丙方持股部分中预留。</w:t>
+        <w:t>11.3　合资公司可设立 5% 的员工持股计划(ESOP),由丙方持股部分中预留。</w:t>
       </w:r>
     </w:p>
     <w:p>
@@ -1429,7 +1667,7 @@
           <w:color w:val="142C5E"/>
           <w:sz w:val="26"/>
         </w:rPr>
-        <w:t>第十一条　知识产权与资源排他性</w:t>
+        <w:t>第十二条　知识产权与资源排他性</w:t>
       </w:r>
     </w:p>
     <w:p>
@@ -1443,7 +1681,7 @@
           <w:b w:val="0"/>
           <w:sz w:val="22"/>
         </w:rPr>
-        <w:t>11.1　胡教授团队就以下资源在元谷项目场景内的使用,授予合资公司独家、可转授的使用权(在合资公司经营期内):北欧创新国际会客厅 IP、科技开放麦 IP、福布斯系列奖项渠道、AI 腾讯导入合作、仲量联行爬楼大数据接入、追觅科技基金合作。</w:t>
+        <w:t>12.1　胡教授团队就以下资源在元谷项目场景内的使用,授予合资公司独家、可转授的使用权(在合资公司经营期内):北欧创新国际会客厅 IP、科技开放麦 IP、福布斯系列奖项渠道、AI 腾讯导入合作、仲量联行爬楼大数据接入、追觅科技基金合作。</w:t>
       </w:r>
     </w:p>
     <w:p>
@@ -1457,7 +1695,7 @@
           <w:b w:val="0"/>
           <w:sz w:val="22"/>
         </w:rPr>
-        <w:t>11.2　上述资源的所有权仍归原权利人;合资公司经营期届满或本协议解除的,使用权同步解除。</w:t>
+        <w:t>12.2　上述资源的所有权仍归原权利人;合资公司经营期届满或本协议解除的,使用权同步解除。</w:t>
       </w:r>
     </w:p>
     <w:p>
@@ -1471,7 +1709,7 @@
           <w:b w:val="0"/>
           <w:sz w:val="22"/>
         </w:rPr>
-        <w:t>11.3　合资公司对外发布及营销中应同步标注上述资源贡献方信息。</w:t>
+        <w:t>12.3　合资公司对外发布及营销中应同步标注上述资源贡献方信息。</w:t>
       </w:r>
     </w:p>
     <w:p>
@@ -1485,7 +1723,7 @@
           <w:color w:val="142C5E"/>
           <w:sz w:val="26"/>
         </w:rPr>
-        <w:t>第十二条　排他与竞业禁止</w:t>
+        <w:t>第十三条　排他与竞业禁止</w:t>
       </w:r>
     </w:p>
     <w:p>
@@ -1499,7 +1737,7 @@
           <w:b w:val="0"/>
           <w:sz w:val="22"/>
         </w:rPr>
-        <w:t>12.1　合资公司经营期内,三方不得直接或间接从事与合资公司业务存在实质性竞争的活动;不得另行委托或受托从事元谷项目商业部分的招商运营。</w:t>
+        <w:t>13.1　合资公司经营期内,三方不得直接或间接从事与合资公司业务存在实质性竞争的活动;不得另行委托或受托从事元谷项目商业部分的招商运营。</w:t>
       </w:r>
     </w:p>
     <w:p>
@@ -1513,7 +1751,7 @@
           <w:b w:val="0"/>
           <w:sz w:val="22"/>
         </w:rPr>
-        <w:t>12.2　甲方在大零号湾区域内的其他自有商业项目,需先以书面形式询价于合资公司,合资公司在 30 日内未明示接受的,甲方有权另行委托。</w:t>
+        <w:t>13.2　甲方在大零号湾区域内的其他自有商业项目,需先以书面形式询价于合资公司,合资公司在 30 日内未明示接受的,甲方有权另行委托。</w:t>
       </w:r>
     </w:p>
     <w:p>
@@ -1527,7 +1765,7 @@
           <w:color w:val="142C5E"/>
           <w:sz w:val="26"/>
         </w:rPr>
-        <w:t>第十三条　退出机制</w:t>
+        <w:t>第十四条　退出机制</w:t>
       </w:r>
     </w:p>
     <w:p>
@@ -1541,7 +1779,7 @@
           <w:b w:val="0"/>
           <w:sz w:val="22"/>
         </w:rPr>
-        <w:t>13.1　合资公司成立满 36 个月后,任何一方可发起股权转让;其他股东在同等条件下享有优先购买权。</w:t>
+        <w:t>14.1　合资公司成立满 36 个月后,任何一方可发起股权转让;其他股东在同等条件下享有优先购买权。</w:t>
       </w:r>
     </w:p>
     <w:p>
@@ -1555,7 +1793,7 @@
           <w:b w:val="0"/>
           <w:sz w:val="22"/>
         </w:rPr>
-        <w:t>13.2　若合资公司连续 12 个月未能完成关键 KPI(详见附件二),甲方有权回购丙方股权(回购价不低于丙方实缴出资额);丙方亦有权在该情形下要求乙方与甲方按比例回购。</w:t>
+        <w:t>14.2　若合资公司连续 12 个月未能完成关键 KPI(详见附件二),甲方有权回购丙方股权(回购价不低于丙方实缴出资额);丙方亦有权在该情形下要求乙方与甲方按比例回购。</w:t>
       </w:r>
     </w:p>
     <w:p>
@@ -1569,7 +1807,7 @@
           <w:b w:val="0"/>
           <w:sz w:val="22"/>
         </w:rPr>
-        <w:t>13.3　本协议任一方严重违约,且经书面催告 30 日仍未纠正的,守约方有权解除本协议,并要求违约方按附件二所列损失予以赔偿。</w:t>
+        <w:t>14.3　本协议任一方严重违约,且经书面催告 30 日仍未纠正的,守约方有权解除本协议,并要求违约方按附件二所列损失予以赔偿。</w:t>
       </w:r>
     </w:p>
     <w:p>
@@ -1583,7 +1821,7 @@
           <w:color w:val="142C5E"/>
           <w:sz w:val="26"/>
         </w:rPr>
-        <w:t>第十四条　保密</w:t>
+        <w:t>第十五条　保密</w:t>
       </w:r>
     </w:p>
     <w:p>
@@ -1597,7 +1835,7 @@
           <w:b w:val="0"/>
           <w:sz w:val="22"/>
         </w:rPr>
-        <w:t>14.1　三方就在本协议项下知悉的对方商业秘密、客户名单、技术信息、财务信息及未公开战略,承担保密义务,期限为本协议存续期间及解除/终止后 5 年。</w:t>
+        <w:t>15.1　三方就在本协议项下知悉的对方商业秘密、客户名单、技术信息、财务信息及未公开战略,承担保密义务,期限为本协议存续期间及解除/终止后 5 年。</w:t>
       </w:r>
     </w:p>
     <w:p>
@@ -1611,7 +1849,7 @@
           <w:color w:val="142C5E"/>
           <w:sz w:val="26"/>
         </w:rPr>
-        <w:t>第十五条　法律适用与争议解决</w:t>
+        <w:t>第十六条　法律适用与争议解决</w:t>
       </w:r>
     </w:p>
     <w:p>
@@ -1625,7 +1863,7 @@
           <w:b w:val="0"/>
           <w:sz w:val="22"/>
         </w:rPr>
-        <w:t>15.1　本协议适用中华人民共和国法律。</w:t>
+        <w:t>16.1　本协议适用中华人民共和国法律。</w:t>
       </w:r>
     </w:p>
     <w:p>
@@ -1639,7 +1877,7 @@
           <w:b w:val="0"/>
           <w:sz w:val="22"/>
         </w:rPr>
-        <w:t>15.2　凡因本协议引起的争议,三方应首先友好协商解决;协商不成的,提交上海国际经济贸易仲裁委员会(上海国际仲裁中心)按其届时有效的仲裁规则在上海仲裁。</w:t>
+        <w:t>16.2　凡因本协议引起的争议,三方应首先友好协商解决;协商不成的,提交上海国际经济贸易仲裁委员会(上海国际仲裁中心)按其届时有效的仲裁规则在上海仲裁。</w:t>
       </w:r>
     </w:p>
     <w:p>
@@ -1653,7 +1891,7 @@
           <w:color w:val="142C5E"/>
           <w:sz w:val="26"/>
         </w:rPr>
-        <w:t>第十六条　一般条款</w:t>
+        <w:t>第十七条　一般条款</w:t>
       </w:r>
     </w:p>
     <w:p>
@@ -1667,7 +1905,7 @@
           <w:b w:val="0"/>
           <w:sz w:val="22"/>
         </w:rPr>
-        <w:t>16.1　本协议自三方法定代表人或授权代表签字并加盖公章之日起生效。</w:t>
+        <w:t>17.1　本协议自三方法定代表人或授权代表签字并加盖公章之日起生效。</w:t>
       </w:r>
     </w:p>
     <w:p>
@@ -1681,7 +1919,7 @@
           <w:b w:val="0"/>
           <w:sz w:val="22"/>
         </w:rPr>
-        <w:t>16.2　本协议一式六份,三方各执两份,具有同等法律效力。</w:t>
+        <w:t>17.2　本协议一式六份,三方各执两份,具有同等法律效力。</w:t>
       </w:r>
     </w:p>
     <w:p>
@@ -1695,7 +1933,7 @@
           <w:b w:val="0"/>
           <w:sz w:val="22"/>
         </w:rPr>
-        <w:t>16.3　本协议附件与正文具有同等法律效力。</w:t>
+        <w:t>17.3　本协议附件与正文具有同等法律效力。</w:t>
       </w:r>
     </w:p>
     <w:p>
@@ -1709,7 +1947,7 @@
           <w:b w:val="0"/>
           <w:sz w:val="22"/>
         </w:rPr>
-        <w:t>16.4　本协议未尽事宜,由三方另行书面约定。</w:t>
+        <w:t>17.4　本协议未尽事宜,由三方另行书面约定。</w:t>
       </w:r>
     </w:p>
     <w:p>
@@ -2034,7 +2272,7 @@
           <w:b w:val="0"/>
           <w:sz w:val="22"/>
         </w:rPr>
-        <w:t>详见随附 Excel 文件 《合作收益测算模型.xlsx》(含月费、招商佣金、活动 + 奖项、股权分红、三年累计、敏感性分析共 7 个 Sheet)。基础场景下首年合资公司向胡教授团队结算金额合计约人民币 1,590 万元。</w:t>
+        <w:t>详见随附 Excel 文件 《合作收益测算模型.xlsx》(含 8 个 Sheet:封面/收入总览/市场租金对标/月费测算/招商佣金阶梯/活动+奖项/科技企业服务中心/股权分红+三年累计/敏感性分析)。基础场景下首年向胡教授团队结算金额合计约人民币 1,002 万元;另合资公司层面新增对外科技企业服务中心营收约人民币 300 万元(三年累计约 1,090 万元), 通过股权分红体现于丙方收入。</w:t>
       </w:r>
     </w:p>
     <w:p>
@@ -2143,6 +2381,73 @@
           <w:sz w:val="22"/>
         </w:rPr>
         <w:t>5. 北欧创新国际会客厅元谷站 12 个月内挂牌运营。</w:t>
+      </w:r>
+    </w:p>
+    <w:p>
+      <w:pPr>
+        <w:spacing w:after="80"/>
+      </w:pPr>
+      <w:r>
+        <w:rPr>
+          <w:rFonts w:ascii="微软雅黑" w:hAnsi="微软雅黑" w:eastAsia="微软雅黑"/>
+          <w:b w:val="0"/>
+          <w:sz w:val="22"/>
+        </w:rPr>
+        <w:t>6. 科技企业服务中心首年营收 ≥ 150 万元 (服务户数 ≥ 30 家)。</w:t>
+      </w:r>
+    </w:p>
+    <w:p>
+      <w:pPr>
+        <w:spacing w:before="240" w:after="160"/>
+        <w:jc w:val="center"/>
+      </w:pPr>
+      <w:r>
+        <w:rPr>
+          <w:rFonts w:ascii="微软雅黑" w:hAnsi="微软雅黑" w:eastAsia="微软雅黑"/>
+          <w:b/>
+          <w:color w:val="142C5E"/>
+          <w:sz w:val="36"/>
+        </w:rPr>
+        <w:t>附件五:科技企业服务中心服务清单</w:t>
+      </w:r>
+    </w:p>
+    <w:p>
+      <w:pPr>
+        <w:spacing w:after="80"/>
+      </w:pPr>
+      <w:r>
+        <w:rPr>
+          <w:rFonts w:ascii="微软雅黑" w:hAnsi="微软雅黑" w:eastAsia="微软雅黑"/>
+          <w:b w:val="0"/>
+          <w:sz w:val="22"/>
+        </w:rPr>
+        <w:t>详见随附文档 《05_附件/科技企业服务中心服务清单.md》。该清单覆盖 9 大类服务及对应收费区间, 由 CSO 提报合资公司董事会备案后实施, 每年度可根据市场调整一次。</w:t>
+      </w:r>
+    </w:p>
+    <w:p>
+      <w:pPr>
+        <w:spacing w:after="80"/>
+      </w:pPr>
+      <w:r>
+        <w:rPr>
+          <w:rFonts w:ascii="微软雅黑" w:hAnsi="微软雅黑" w:eastAsia="微软雅黑"/>
+          <w:b w:val="0"/>
+          <w:sz w:val="22"/>
+        </w:rPr>
+        <w:t>九大类服务:① 注册落户; ② 财税法; ③ 知识产权; ④ 政府补贴申报; ⑤ 人才与签证; ⑥ 投融资; ⑦ 品牌与公关; ⑧ 数字化工具; ⑨ 培训与认证。</w:t>
+      </w:r>
+    </w:p>
+    <w:p>
+      <w:pPr>
+        <w:spacing w:after="80"/>
+      </w:pPr>
+      <w:r>
+        <w:rPr>
+          <w:rFonts w:ascii="微软雅黑" w:hAnsi="微软雅黑" w:eastAsia="微软雅黑"/>
+          <w:b w:val="0"/>
+          <w:sz w:val="22"/>
+        </w:rPr>
+        <w:t>该业务对外收费, 不向甲方收取费用, 营收完全归属合资公司; 丙方按 30% 持股享有相应分红。</w:t>
       </w:r>
     </w:p>
     <w:sectPr>
